--- a/系統文件/第3章/3-1.docx
+++ b/系統文件/第3章/3-1.docx
@@ -1,6 +1,6 @@
 
 <file path=word/document.xml><?xml version="1.0" encoding="utf-8"?>
-<w:document xmlns:wpc="http://schemas.microsoft.com/office/word/2010/wordprocessingCanvas" xmlns:cx="http://schemas.microsoft.com/office/drawing/2014/chartex" xmlns:cx1="http://schemas.microsoft.com/office/drawing/2015/9/8/chartex" xmlns:cx2="http://schemas.microsoft.com/office/drawing/2015/10/21/chartex" xmlns:cx3="http://schemas.microsoft.com/office/drawing/2016/5/9/chartex" xmlns:cx4="http://schemas.microsoft.com/office/drawing/2016/5/10/chartex" xmlns:cx5="http://schemas.microsoft.com/office/drawing/2016/5/11/chartex" xmlns:cx6="http://schemas.microsoft.com/office/drawing/2016/5/12/chartex" xmlns:cx7="http://schemas.microsoft.com/office/drawing/2016/5/13/chartex" xmlns:cx8="http://schemas.microsoft.com/office/drawing/2016/5/14/chartex" xmlns:mc="http://schemas.openxmlformats.org/markup-compatibility/2006" xmlns:aink="http://schemas.microsoft.com/office/drawing/2016/ink" xmlns:am3d="http://schemas.microsoft.com/office/drawing/2017/model3d" xmlns:o="urn:schemas-microsoft-com:office:office" xmlns:r="http://schemas.openxmlformats.org/officeDocument/2006/relationships" xmlns:m="http://schemas.openxmlformats.org/officeDocument/2006/math" xmlns:v="urn:schemas-microsoft-com:vml" xmlns:wp14="http://schemas.microsoft.com/office/word/2010/wordprocessingDrawing" xmlns:wp="http://schemas.openxmlformats.org/drawingml/2006/wordprocessingDrawing" xmlns:w10="urn:schemas-microsoft-com:office:word" xmlns:w="http://schemas.openxmlformats.org/wordprocessingml/2006/main" xmlns:w14="http://schemas.microsoft.com/office/word/2010/wordml" xmlns:w15="http://schemas.microsoft.com/office/word/2012/wordml" xmlns:w16cex="http://schemas.microsoft.com/office/word/2018/wordml/cex" xmlns:w16cid="http://schemas.microsoft.com/office/word/2016/wordml/cid" xmlns:w16="http://schemas.microsoft.com/office/word/2018/wordml" xmlns:w16sdtdh="http://schemas.microsoft.com/office/word/2020/wordml/sdtdatahash" xmlns:w16se="http://schemas.microsoft.com/office/word/2015/wordml/symex" xmlns:wpg="http://schemas.microsoft.com/office/word/2010/wordprocessingGroup" xmlns:wpi="http://schemas.microsoft.com/office/word/2010/wordprocessingInk" xmlns:wne="http://schemas.microsoft.com/office/word/2006/wordml" xmlns:wps="http://schemas.microsoft.com/office/word/2010/wordprocessingShape" mc:Ignorable="w14 w15 w16se w16cid w16 w16cex w16sdtdh wp14">
+<w:document xmlns:wpc="http://schemas.microsoft.com/office/word/2010/wordprocessingCanvas" xmlns:cx="http://schemas.microsoft.com/office/drawing/2014/chartex" xmlns:cx1="http://schemas.microsoft.com/office/drawing/2015/9/8/chartex" xmlns:cx2="http://schemas.microsoft.com/office/drawing/2015/10/21/chartex" xmlns:cx3="http://schemas.microsoft.com/office/drawing/2016/5/9/chartex" xmlns:cx4="http://schemas.microsoft.com/office/drawing/2016/5/10/chartex" xmlns:cx5="http://schemas.microsoft.com/office/drawing/2016/5/11/chartex" xmlns:cx6="http://schemas.microsoft.com/office/drawing/2016/5/12/chartex" xmlns:cx7="http://schemas.microsoft.com/office/drawing/2016/5/13/chartex" xmlns:cx8="http://schemas.microsoft.com/office/drawing/2016/5/14/chartex" xmlns:mc="http://schemas.openxmlformats.org/markup-compatibility/2006" xmlns:aink="http://schemas.microsoft.com/office/drawing/2016/ink" xmlns:am3d="http://schemas.microsoft.com/office/drawing/2017/model3d" xmlns:o="urn:schemas-microsoft-com:office:office" xmlns:oel="http://schemas.microsoft.com/office/2019/extlst" xmlns:r="http://schemas.openxmlformats.org/officeDocument/2006/relationships" xmlns:m="http://schemas.openxmlformats.org/officeDocument/2006/math" xmlns:v="urn:schemas-microsoft-com:vml" xmlns:wp14="http://schemas.microsoft.com/office/word/2010/wordprocessingDrawing" xmlns:wp="http://schemas.openxmlformats.org/drawingml/2006/wordprocessingDrawing" xmlns:w10="urn:schemas-microsoft-com:office:word" xmlns:w="http://schemas.openxmlformats.org/wordprocessingml/2006/main" xmlns:w14="http://schemas.microsoft.com/office/word/2010/wordml" xmlns:w15="http://schemas.microsoft.com/office/word/2012/wordml" xmlns:w16cex="http://schemas.microsoft.com/office/word/2018/wordml/cex" xmlns:w16cid="http://schemas.microsoft.com/office/word/2016/wordml/cid" xmlns:w16="http://schemas.microsoft.com/office/word/2018/wordml" xmlns:w16du="http://schemas.microsoft.com/office/word/2023/wordml/word16du" xmlns:w16sdtdh="http://schemas.microsoft.com/office/word/2020/wordml/sdtdatahash" xmlns:w16sdtfl="http://schemas.microsoft.com/office/word/2024/wordml/sdtformatlock" xmlns:w16se="http://schemas.microsoft.com/office/word/2015/wordml/symex" xmlns:wpg="http://schemas.microsoft.com/office/word/2010/wordprocessingGroup" xmlns:wpi="http://schemas.microsoft.com/office/word/2010/wordprocessingInk" xmlns:wne="http://schemas.microsoft.com/office/word/2006/wordml" xmlns:wps="http://schemas.microsoft.com/office/word/2010/wordprocessingShape" mc:Ignorable="w14 w15 w16se w16cid w16 w16cex w16sdtdh w16sdtfl w16du wp14">
   <w:body>
     <w:p>
       <w:r>
@@ -84,21 +84,15 @@
     </w:p>
     <w:p/>
     <w:p>
-      <w:pPr>
-        <w:rPr>
-          <w:rFonts w:hint="eastAsia"/>
-        </w:rPr>
-      </w:pPr>
       <w:r>
         <w:rPr>
           <w:noProof/>
         </w:rPr>
-        <w:lastRenderedPageBreak/>
         <w:drawing>
-          <wp:inline distT="0" distB="0" distL="0" distR="0" wp14:anchorId="5B48FFEF" wp14:editId="3F172538">
-            <wp:extent cx="7054850" cy="3939368"/>
-            <wp:effectExtent l="0" t="0" r="0" b="4445"/>
-            <wp:docPr id="2" name="圖片 2" descr="一張含有 文字, 螢幕擷取畫面, 字型, 數字 的圖片&#10;&#10;自動產生的描述"/>
+          <wp:inline distT="0" distB="0" distL="0" distR="0" wp14:anchorId="1E8DFB40" wp14:editId="0C118E85">
+            <wp:extent cx="5274310" cy="2707640"/>
+            <wp:effectExtent l="0" t="0" r="2540" b="0"/>
+            <wp:docPr id="1860896211" name="圖片 1"/>
             <wp:cNvGraphicFramePr>
               <a:graphicFrameLocks xmlns:a="http://schemas.openxmlformats.org/drawingml/2006/main" noChangeAspect="1"/>
             </wp:cNvGraphicFramePr>
@@ -106,17 +100,11 @@
               <a:graphicData uri="http://schemas.openxmlformats.org/drawingml/2006/picture">
                 <pic:pic xmlns:pic="http://schemas.openxmlformats.org/drawingml/2006/picture">
                   <pic:nvPicPr>
-                    <pic:cNvPr id="2" name="圖片 2" descr="一張含有 文字, 螢幕擷取畫面, 字型, 數字 的圖片&#10;&#10;自動產生的描述"/>
+                    <pic:cNvPr id="1860896211" name=""/>
                     <pic:cNvPicPr/>
                   </pic:nvPicPr>
                   <pic:blipFill>
-                    <a:blip r:embed="rId7">
-                      <a:extLst>
-                        <a:ext uri="{28A0092B-C50C-407E-A947-70E740481C1C}">
-                          <a14:useLocalDpi xmlns:a14="http://schemas.microsoft.com/office/drawing/2010/main" val="0"/>
-                        </a:ext>
-                      </a:extLst>
-                    </a:blip>
+                    <a:blip r:embed="rId7"/>
                     <a:stretch>
                       <a:fillRect/>
                     </a:stretch>
@@ -124,7 +112,7 @@
                   <pic:spPr>
                     <a:xfrm>
                       <a:off x="0" y="0"/>
-                      <a:ext cx="7054850" cy="3939368"/>
+                      <a:ext cx="5274310" cy="2707640"/>
                     </a:xfrm>
                     <a:prstGeom prst="rect">
                       <a:avLst/>
@@ -173,7 +161,7 @@
 </file>
 
 <file path=word/endnotes.xml><?xml version="1.0" encoding="utf-8"?>
-<w:endnotes xmlns:wpc="http://schemas.microsoft.com/office/word/2010/wordprocessingCanvas" xmlns:cx="http://schemas.microsoft.com/office/drawing/2014/chartex" xmlns:cx1="http://schemas.microsoft.com/office/drawing/2015/9/8/chartex" xmlns:cx2="http://schemas.microsoft.com/office/drawing/2015/10/21/chartex" xmlns:cx3="http://schemas.microsoft.com/office/drawing/2016/5/9/chartex" xmlns:cx4="http://schemas.microsoft.com/office/drawing/2016/5/10/chartex" xmlns:cx5="http://schemas.microsoft.com/office/drawing/2016/5/11/chartex" xmlns:cx6="http://schemas.microsoft.com/office/drawing/2016/5/12/chartex" xmlns:cx7="http://schemas.microsoft.com/office/drawing/2016/5/13/chartex" xmlns:cx8="http://schemas.microsoft.com/office/drawing/2016/5/14/chartex" xmlns:mc="http://schemas.openxmlformats.org/markup-compatibility/2006" xmlns:aink="http://schemas.microsoft.com/office/drawing/2016/ink" xmlns:am3d="http://schemas.microsoft.com/office/drawing/2017/model3d" xmlns:o="urn:schemas-microsoft-com:office:office" xmlns:r="http://schemas.openxmlformats.org/officeDocument/2006/relationships" xmlns:m="http://schemas.openxmlformats.org/officeDocument/2006/math" xmlns:v="urn:schemas-microsoft-com:vml" xmlns:wp14="http://schemas.microsoft.com/office/word/2010/wordprocessingDrawing" xmlns:wp="http://schemas.openxmlformats.org/drawingml/2006/wordprocessingDrawing" xmlns:w10="urn:schemas-microsoft-com:office:word" xmlns:w="http://schemas.openxmlformats.org/wordprocessingml/2006/main" xmlns:w14="http://schemas.microsoft.com/office/word/2010/wordml" xmlns:w15="http://schemas.microsoft.com/office/word/2012/wordml" xmlns:w16cex="http://schemas.microsoft.com/office/word/2018/wordml/cex" xmlns:w16cid="http://schemas.microsoft.com/office/word/2016/wordml/cid" xmlns:w16="http://schemas.microsoft.com/office/word/2018/wordml" xmlns:w16sdtdh="http://schemas.microsoft.com/office/word/2020/wordml/sdtdatahash" xmlns:w16se="http://schemas.microsoft.com/office/word/2015/wordml/symex" xmlns:wpg="http://schemas.microsoft.com/office/word/2010/wordprocessingGroup" xmlns:wpi="http://schemas.microsoft.com/office/word/2010/wordprocessingInk" xmlns:wne="http://schemas.microsoft.com/office/word/2006/wordml" xmlns:wps="http://schemas.microsoft.com/office/word/2010/wordprocessingShape" mc:Ignorable="w14 w15 w16se w16cid w16 w16cex w16sdtdh wp14">
+<w:endnotes xmlns:wpc="http://schemas.microsoft.com/office/word/2010/wordprocessingCanvas" xmlns:cx="http://schemas.microsoft.com/office/drawing/2014/chartex" xmlns:cx1="http://schemas.microsoft.com/office/drawing/2015/9/8/chartex" xmlns:cx2="http://schemas.microsoft.com/office/drawing/2015/10/21/chartex" xmlns:cx3="http://schemas.microsoft.com/office/drawing/2016/5/9/chartex" xmlns:cx4="http://schemas.microsoft.com/office/drawing/2016/5/10/chartex" xmlns:cx5="http://schemas.microsoft.com/office/drawing/2016/5/11/chartex" xmlns:cx6="http://schemas.microsoft.com/office/drawing/2016/5/12/chartex" xmlns:cx7="http://schemas.microsoft.com/office/drawing/2016/5/13/chartex" xmlns:cx8="http://schemas.microsoft.com/office/drawing/2016/5/14/chartex" xmlns:mc="http://schemas.openxmlformats.org/markup-compatibility/2006" xmlns:aink="http://schemas.microsoft.com/office/drawing/2016/ink" xmlns:am3d="http://schemas.microsoft.com/office/drawing/2017/model3d" xmlns:o="urn:schemas-microsoft-com:office:office" xmlns:oel="http://schemas.microsoft.com/office/2019/extlst" xmlns:r="http://schemas.openxmlformats.org/officeDocument/2006/relationships" xmlns:m="http://schemas.openxmlformats.org/officeDocument/2006/math" xmlns:v="urn:schemas-microsoft-com:vml" xmlns:wp14="http://schemas.microsoft.com/office/word/2010/wordprocessingDrawing" xmlns:wp="http://schemas.openxmlformats.org/drawingml/2006/wordprocessingDrawing" xmlns:w10="urn:schemas-microsoft-com:office:word" xmlns:w="http://schemas.openxmlformats.org/wordprocessingml/2006/main" xmlns:w14="http://schemas.microsoft.com/office/word/2010/wordml" xmlns:w15="http://schemas.microsoft.com/office/word/2012/wordml" xmlns:w16cex="http://schemas.microsoft.com/office/word/2018/wordml/cex" xmlns:w16cid="http://schemas.microsoft.com/office/word/2016/wordml/cid" xmlns:w16="http://schemas.microsoft.com/office/word/2018/wordml" xmlns:w16du="http://schemas.microsoft.com/office/word/2023/wordml/word16du" xmlns:w16sdtdh="http://schemas.microsoft.com/office/word/2020/wordml/sdtdatahash" xmlns:w16sdtfl="http://schemas.microsoft.com/office/word/2024/wordml/sdtformatlock" xmlns:w16se="http://schemas.microsoft.com/office/word/2015/wordml/symex" xmlns:wpg="http://schemas.microsoft.com/office/word/2010/wordprocessingGroup" xmlns:wpi="http://schemas.microsoft.com/office/word/2010/wordprocessingInk" xmlns:wne="http://schemas.microsoft.com/office/word/2006/wordml" xmlns:wps="http://schemas.microsoft.com/office/word/2010/wordprocessingShape" mc:Ignorable="w14 w15 w16se w16cid w16 w16cex w16sdtdh w16sdtfl w16du wp14">
   <w:endnote w:type="separator" w:id="-1">
     <w:p>
       <w:r>
@@ -192,7 +180,7 @@
 </file>
 
 <file path=word/footnotes.xml><?xml version="1.0" encoding="utf-8"?>
-<w:footnotes xmlns:wpc="http://schemas.microsoft.com/office/word/2010/wordprocessingCanvas" xmlns:cx="http://schemas.microsoft.com/office/drawing/2014/chartex" xmlns:cx1="http://schemas.microsoft.com/office/drawing/2015/9/8/chartex" xmlns:cx2="http://schemas.microsoft.com/office/drawing/2015/10/21/chartex" xmlns:cx3="http://schemas.microsoft.com/office/drawing/2016/5/9/chartex" xmlns:cx4="http://schemas.microsoft.com/office/drawing/2016/5/10/chartex" xmlns:cx5="http://schemas.microsoft.com/office/drawing/2016/5/11/chartex" xmlns:cx6="http://schemas.microsoft.com/office/drawing/2016/5/12/chartex" xmlns:cx7="http://schemas.microsoft.com/office/drawing/2016/5/13/chartex" xmlns:cx8="http://schemas.microsoft.com/office/drawing/2016/5/14/chartex" xmlns:mc="http://schemas.openxmlformats.org/markup-compatibility/2006" xmlns:aink="http://schemas.microsoft.com/office/drawing/2016/ink" xmlns:am3d="http://schemas.microsoft.com/office/drawing/2017/model3d" xmlns:o="urn:schemas-microsoft-com:office:office" xmlns:r="http://schemas.openxmlformats.org/officeDocument/2006/relationships" xmlns:m="http://schemas.openxmlformats.org/officeDocument/2006/math" xmlns:v="urn:schemas-microsoft-com:vml" xmlns:wp14="http://schemas.microsoft.com/office/word/2010/wordprocessingDrawing" xmlns:wp="http://schemas.openxmlformats.org/drawingml/2006/wordprocessingDrawing" xmlns:w10="urn:schemas-microsoft-com:office:word" xmlns:w="http://schemas.openxmlformats.org/wordprocessingml/2006/main" xmlns:w14="http://schemas.microsoft.com/office/word/2010/wordml" xmlns:w15="http://schemas.microsoft.com/office/word/2012/wordml" xmlns:w16cex="http://schemas.microsoft.com/office/word/2018/wordml/cex" xmlns:w16cid="http://schemas.microsoft.com/office/word/2016/wordml/cid" xmlns:w16="http://schemas.microsoft.com/office/word/2018/wordml" xmlns:w16sdtdh="http://schemas.microsoft.com/office/word/2020/wordml/sdtdatahash" xmlns:w16se="http://schemas.microsoft.com/office/word/2015/wordml/symex" xmlns:wpg="http://schemas.microsoft.com/office/word/2010/wordprocessingGroup" xmlns:wpi="http://schemas.microsoft.com/office/word/2010/wordprocessingInk" xmlns:wne="http://schemas.microsoft.com/office/word/2006/wordml" xmlns:wps="http://schemas.microsoft.com/office/word/2010/wordprocessingShape" mc:Ignorable="w14 w15 w16se w16cid w16 w16cex w16sdtdh wp14">
+<w:footnotes xmlns:wpc="http://schemas.microsoft.com/office/word/2010/wordprocessingCanvas" xmlns:cx="http://schemas.microsoft.com/office/drawing/2014/chartex" xmlns:cx1="http://schemas.microsoft.com/office/drawing/2015/9/8/chartex" xmlns:cx2="http://schemas.microsoft.com/office/drawing/2015/10/21/chartex" xmlns:cx3="http://schemas.microsoft.com/office/drawing/2016/5/9/chartex" xmlns:cx4="http://schemas.microsoft.com/office/drawing/2016/5/10/chartex" xmlns:cx5="http://schemas.microsoft.com/office/drawing/2016/5/11/chartex" xmlns:cx6="http://schemas.microsoft.com/office/drawing/2016/5/12/chartex" xmlns:cx7="http://schemas.microsoft.com/office/drawing/2016/5/13/chartex" xmlns:cx8="http://schemas.microsoft.com/office/drawing/2016/5/14/chartex" xmlns:mc="http://schemas.openxmlformats.org/markup-compatibility/2006" xmlns:aink="http://schemas.microsoft.com/office/drawing/2016/ink" xmlns:am3d="http://schemas.microsoft.com/office/drawing/2017/model3d" xmlns:o="urn:schemas-microsoft-com:office:office" xmlns:oel="http://schemas.microsoft.com/office/2019/extlst" xmlns:r="http://schemas.openxmlformats.org/officeDocument/2006/relationships" xmlns:m="http://schemas.openxmlformats.org/officeDocument/2006/math" xmlns:v="urn:schemas-microsoft-com:vml" xmlns:wp14="http://schemas.microsoft.com/office/word/2010/wordprocessingDrawing" xmlns:wp="http://schemas.openxmlformats.org/drawingml/2006/wordprocessingDrawing" xmlns:w10="urn:schemas-microsoft-com:office:word" xmlns:w="http://schemas.openxmlformats.org/wordprocessingml/2006/main" xmlns:w14="http://schemas.microsoft.com/office/word/2010/wordml" xmlns:w15="http://schemas.microsoft.com/office/word/2012/wordml" xmlns:w16cex="http://schemas.microsoft.com/office/word/2018/wordml/cex" xmlns:w16cid="http://schemas.microsoft.com/office/word/2016/wordml/cid" xmlns:w16="http://schemas.microsoft.com/office/word/2018/wordml" xmlns:w16du="http://schemas.microsoft.com/office/word/2023/wordml/word16du" xmlns:w16sdtdh="http://schemas.microsoft.com/office/word/2020/wordml/sdtdatahash" xmlns:w16sdtfl="http://schemas.microsoft.com/office/word/2024/wordml/sdtformatlock" xmlns:w16se="http://schemas.microsoft.com/office/word/2015/wordml/symex" xmlns:wpg="http://schemas.microsoft.com/office/word/2010/wordprocessingGroup" xmlns:wpi="http://schemas.microsoft.com/office/word/2010/wordprocessingInk" xmlns:wne="http://schemas.microsoft.com/office/word/2006/wordml" xmlns:wps="http://schemas.microsoft.com/office/word/2010/wordprocessingShape" mc:Ignorable="w14 w15 w16se w16cid w16 w16cex w16sdtdh w16sdtfl w16du wp14">
   <w:footnote w:type="separator" w:id="-1">
     <w:p>
       <w:r>
@@ -211,7 +199,7 @@
 </file>
 
 <file path=word/styles.xml><?xml version="1.0" encoding="utf-8"?>
-<w:styles xmlns:mc="http://schemas.openxmlformats.org/markup-compatibility/2006" xmlns:r="http://schemas.openxmlformats.org/officeDocument/2006/relationships" xmlns:w="http://schemas.openxmlformats.org/wordprocessingml/2006/main" xmlns:w14="http://schemas.microsoft.com/office/word/2010/wordml" xmlns:w15="http://schemas.microsoft.com/office/word/2012/wordml" xmlns:w16cex="http://schemas.microsoft.com/office/word/2018/wordml/cex" xmlns:w16cid="http://schemas.microsoft.com/office/word/2016/wordml/cid" xmlns:w16="http://schemas.microsoft.com/office/word/2018/wordml" xmlns:w16sdtdh="http://schemas.microsoft.com/office/word/2020/wordml/sdtdatahash" xmlns:w16se="http://schemas.microsoft.com/office/word/2015/wordml/symex" mc:Ignorable="w14 w15 w16se w16cid w16 w16cex w16sdtdh">
+<w:styles xmlns:mc="http://schemas.openxmlformats.org/markup-compatibility/2006" xmlns:r="http://schemas.openxmlformats.org/officeDocument/2006/relationships" xmlns:w="http://schemas.openxmlformats.org/wordprocessingml/2006/main" xmlns:w14="http://schemas.microsoft.com/office/word/2010/wordml" xmlns:w15="http://schemas.microsoft.com/office/word/2012/wordml" xmlns:w16cex="http://schemas.microsoft.com/office/word/2018/wordml/cex" xmlns:w16cid="http://schemas.microsoft.com/office/word/2016/wordml/cid" xmlns:w16="http://schemas.microsoft.com/office/word/2018/wordml" xmlns:w16du="http://schemas.microsoft.com/office/word/2023/wordml/word16du" xmlns:w16sdtdh="http://schemas.microsoft.com/office/word/2020/wordml/sdtdatahash" xmlns:w16sdtfl="http://schemas.microsoft.com/office/word/2024/wordml/sdtformatlock" xmlns:w16se="http://schemas.microsoft.com/office/word/2015/wordml/symex" mc:Ignorable="w14 w15 w16se w16cid w16 w16cex w16sdtdh w16sdtfl w16du">
   <w:docDefaults>
     <w:rPrDefault>
       <w:rPr>

--- a/系統文件/第3章/3-1.docx
+++ b/系統文件/第3章/3-1.docx
@@ -1,6 +1,6 @@
 
 <file path=word/document.xml><?xml version="1.0" encoding="utf-8"?>
-<w:document xmlns:wpc="http://schemas.microsoft.com/office/word/2010/wordprocessingCanvas" xmlns:cx="http://schemas.microsoft.com/office/drawing/2014/chartex" xmlns:cx1="http://schemas.microsoft.com/office/drawing/2015/9/8/chartex" xmlns:cx2="http://schemas.microsoft.com/office/drawing/2015/10/21/chartex" xmlns:cx3="http://schemas.microsoft.com/office/drawing/2016/5/9/chartex" xmlns:cx4="http://schemas.microsoft.com/office/drawing/2016/5/10/chartex" xmlns:cx5="http://schemas.microsoft.com/office/drawing/2016/5/11/chartex" xmlns:cx6="http://schemas.microsoft.com/office/drawing/2016/5/12/chartex" xmlns:cx7="http://schemas.microsoft.com/office/drawing/2016/5/13/chartex" xmlns:cx8="http://schemas.microsoft.com/office/drawing/2016/5/14/chartex" xmlns:mc="http://schemas.openxmlformats.org/markup-compatibility/2006" xmlns:aink="http://schemas.microsoft.com/office/drawing/2016/ink" xmlns:am3d="http://schemas.microsoft.com/office/drawing/2017/model3d" xmlns:o="urn:schemas-microsoft-com:office:office" xmlns:oel="http://schemas.microsoft.com/office/2019/extlst" xmlns:r="http://schemas.openxmlformats.org/officeDocument/2006/relationships" xmlns:m="http://schemas.openxmlformats.org/officeDocument/2006/math" xmlns:v="urn:schemas-microsoft-com:vml" xmlns:wp14="http://schemas.microsoft.com/office/word/2010/wordprocessingDrawing" xmlns:wp="http://schemas.openxmlformats.org/drawingml/2006/wordprocessingDrawing" xmlns:w10="urn:schemas-microsoft-com:office:word" xmlns:w="http://schemas.openxmlformats.org/wordprocessingml/2006/main" xmlns:w14="http://schemas.microsoft.com/office/word/2010/wordml" xmlns:w15="http://schemas.microsoft.com/office/word/2012/wordml" xmlns:w16cex="http://schemas.microsoft.com/office/word/2018/wordml/cex" xmlns:w16cid="http://schemas.microsoft.com/office/word/2016/wordml/cid" xmlns:w16="http://schemas.microsoft.com/office/word/2018/wordml" xmlns:w16du="http://schemas.microsoft.com/office/word/2023/wordml/word16du" xmlns:w16sdtdh="http://schemas.microsoft.com/office/word/2020/wordml/sdtdatahash" xmlns:w16sdtfl="http://schemas.microsoft.com/office/word/2024/wordml/sdtformatlock" xmlns:w16se="http://schemas.microsoft.com/office/word/2015/wordml/symex" xmlns:wpg="http://schemas.microsoft.com/office/word/2010/wordprocessingGroup" xmlns:wpi="http://schemas.microsoft.com/office/word/2010/wordprocessingInk" xmlns:wne="http://schemas.microsoft.com/office/word/2006/wordml" xmlns:wps="http://schemas.microsoft.com/office/word/2010/wordprocessingShape" mc:Ignorable="w14 w15 w16se w16cid w16 w16cex w16sdtdh w16sdtfl w16du wp14">
+<w:document xmlns:wpc="http://schemas.microsoft.com/office/word/2010/wordprocessingCanvas" xmlns:cx="http://schemas.microsoft.com/office/drawing/2014/chartex" xmlns:cx1="http://schemas.microsoft.com/office/drawing/2015/9/8/chartex" xmlns:cx2="http://schemas.microsoft.com/office/drawing/2015/10/21/chartex" xmlns:cx3="http://schemas.microsoft.com/office/drawing/2016/5/9/chartex" xmlns:cx4="http://schemas.microsoft.com/office/drawing/2016/5/10/chartex" xmlns:cx5="http://schemas.microsoft.com/office/drawing/2016/5/11/chartex" xmlns:cx6="http://schemas.microsoft.com/office/drawing/2016/5/12/chartex" xmlns:cx7="http://schemas.microsoft.com/office/drawing/2016/5/13/chartex" xmlns:cx8="http://schemas.microsoft.com/office/drawing/2016/5/14/chartex" xmlns:mc="http://schemas.openxmlformats.org/markup-compatibility/2006" xmlns:aink="http://schemas.microsoft.com/office/drawing/2016/ink" xmlns:am3d="http://schemas.microsoft.com/office/drawing/2017/model3d" xmlns:o="urn:schemas-microsoft-com:office:office" xmlns:r="http://schemas.openxmlformats.org/officeDocument/2006/relationships" xmlns:m="http://schemas.openxmlformats.org/officeDocument/2006/math" xmlns:v="urn:schemas-microsoft-com:vml" xmlns:wp14="http://schemas.microsoft.com/office/word/2010/wordprocessingDrawing" xmlns:wp="http://schemas.openxmlformats.org/drawingml/2006/wordprocessingDrawing" xmlns:w10="urn:schemas-microsoft-com:office:word" xmlns:w="http://schemas.openxmlformats.org/wordprocessingml/2006/main" xmlns:w14="http://schemas.microsoft.com/office/word/2010/wordml" xmlns:w15="http://schemas.microsoft.com/office/word/2012/wordml" xmlns:w16cex="http://schemas.microsoft.com/office/word/2018/wordml/cex" xmlns:w16cid="http://schemas.microsoft.com/office/word/2016/wordml/cid" xmlns:w16="http://schemas.microsoft.com/office/word/2018/wordml" xmlns:w16sdtdh="http://schemas.microsoft.com/office/word/2020/wordml/sdtdatahash" xmlns:w16se="http://schemas.microsoft.com/office/word/2015/wordml/symex" xmlns:wpg="http://schemas.microsoft.com/office/word/2010/wordprocessingGroup" xmlns:wpi="http://schemas.microsoft.com/office/word/2010/wordprocessingInk" xmlns:wne="http://schemas.microsoft.com/office/word/2006/wordml" xmlns:wps="http://schemas.microsoft.com/office/word/2010/wordprocessingShape" mc:Ignorable="w14 w15 w16se w16cid w16 w16cex w16sdtdh wp14">
   <w:body>
     <w:p>
       <w:r>
@@ -88,11 +88,28 @@
         <w:rPr>
           <w:noProof/>
         </w:rPr>
+        <w:lastRenderedPageBreak/>
         <w:drawing>
-          <wp:inline distT="0" distB="0" distL="0" distR="0" wp14:anchorId="1E8DFB40" wp14:editId="0C118E85">
-            <wp:extent cx="5274310" cy="2707640"/>
-            <wp:effectExtent l="0" t="0" r="2540" b="0"/>
-            <wp:docPr id="1860896211" name="圖片 1"/>
+          <wp:anchor distT="0" distB="0" distL="114300" distR="114300" simplePos="0" relativeHeight="251658240" behindDoc="1" locked="0" layoutInCell="1" allowOverlap="1" wp14:anchorId="591A989E" wp14:editId="5F86F5B9">
+            <wp:simplePos x="0" y="0"/>
+            <wp:positionH relativeFrom="column">
+              <wp:posOffset>-1050925</wp:posOffset>
+            </wp:positionH>
+            <wp:positionV relativeFrom="paragraph">
+              <wp:posOffset>0</wp:posOffset>
+            </wp:positionV>
+            <wp:extent cx="7402195" cy="4892040"/>
+            <wp:effectExtent l="0" t="0" r="8255" b="3810"/>
+            <wp:wrapTight wrapText="bothSides">
+              <wp:wrapPolygon edited="0">
+                <wp:start x="0" y="0"/>
+                <wp:lineTo x="0" y="21533"/>
+                <wp:lineTo x="21568" y="21533"/>
+                <wp:lineTo x="21568" y="0"/>
+                <wp:lineTo x="0" y="0"/>
+              </wp:wrapPolygon>
+            </wp:wrapTight>
+            <wp:docPr id="2" name="圖片 2" descr="一張含有 文字, 螢幕擷取畫面, 功能表, 字型 的圖片&#10;&#10;自動產生的描述"/>
             <wp:cNvGraphicFramePr>
               <a:graphicFrameLocks xmlns:a="http://schemas.openxmlformats.org/drawingml/2006/main" noChangeAspect="1"/>
             </wp:cNvGraphicFramePr>
@@ -100,11 +117,17 @@
               <a:graphicData uri="http://schemas.openxmlformats.org/drawingml/2006/picture">
                 <pic:pic xmlns:pic="http://schemas.openxmlformats.org/drawingml/2006/picture">
                   <pic:nvPicPr>
-                    <pic:cNvPr id="1860896211" name=""/>
+                    <pic:cNvPr id="2" name="圖片 2" descr="一張含有 文字, 螢幕擷取畫面, 功能表, 字型 的圖片&#10;&#10;自動產生的描述"/>
                     <pic:cNvPicPr/>
                   </pic:nvPicPr>
                   <pic:blipFill>
-                    <a:blip r:embed="rId7"/>
+                    <a:blip r:embed="rId7">
+                      <a:extLst>
+                        <a:ext uri="{28A0092B-C50C-407E-A947-70E740481C1C}">
+                          <a14:useLocalDpi xmlns:a14="http://schemas.microsoft.com/office/drawing/2010/main" val="0"/>
+                        </a:ext>
+                      </a:extLst>
+                    </a:blip>
                     <a:stretch>
                       <a:fillRect/>
                     </a:stretch>
@@ -112,7 +135,7 @@
                   <pic:spPr>
                     <a:xfrm>
                       <a:off x="0" y="0"/>
-                      <a:ext cx="5274310" cy="2707640"/>
+                      <a:ext cx="7402195" cy="4892040"/>
                     </a:xfrm>
                     <a:prstGeom prst="rect">
                       <a:avLst/>
@@ -121,7 +144,13 @@
                 </pic:pic>
               </a:graphicData>
             </a:graphic>
-          </wp:inline>
+            <wp14:sizeRelH relativeFrom="margin">
+              <wp14:pctWidth>0</wp14:pctWidth>
+            </wp14:sizeRelH>
+            <wp14:sizeRelV relativeFrom="margin">
+              <wp14:pctHeight>0</wp14:pctHeight>
+            </wp14:sizeRelV>
+          </wp:anchor>
         </w:drawing>
       </w:r>
     </w:p>
@@ -161,7 +190,7 @@
 </file>
 
 <file path=word/endnotes.xml><?xml version="1.0" encoding="utf-8"?>
-<w:endnotes xmlns:wpc="http://schemas.microsoft.com/office/word/2010/wordprocessingCanvas" xmlns:cx="http://schemas.microsoft.com/office/drawing/2014/chartex" xmlns:cx1="http://schemas.microsoft.com/office/drawing/2015/9/8/chartex" xmlns:cx2="http://schemas.microsoft.com/office/drawing/2015/10/21/chartex" xmlns:cx3="http://schemas.microsoft.com/office/drawing/2016/5/9/chartex" xmlns:cx4="http://schemas.microsoft.com/office/drawing/2016/5/10/chartex" xmlns:cx5="http://schemas.microsoft.com/office/drawing/2016/5/11/chartex" xmlns:cx6="http://schemas.microsoft.com/office/drawing/2016/5/12/chartex" xmlns:cx7="http://schemas.microsoft.com/office/drawing/2016/5/13/chartex" xmlns:cx8="http://schemas.microsoft.com/office/drawing/2016/5/14/chartex" xmlns:mc="http://schemas.openxmlformats.org/markup-compatibility/2006" xmlns:aink="http://schemas.microsoft.com/office/drawing/2016/ink" xmlns:am3d="http://schemas.microsoft.com/office/drawing/2017/model3d" xmlns:o="urn:schemas-microsoft-com:office:office" xmlns:oel="http://schemas.microsoft.com/office/2019/extlst" xmlns:r="http://schemas.openxmlformats.org/officeDocument/2006/relationships" xmlns:m="http://schemas.openxmlformats.org/officeDocument/2006/math" xmlns:v="urn:schemas-microsoft-com:vml" xmlns:wp14="http://schemas.microsoft.com/office/word/2010/wordprocessingDrawing" xmlns:wp="http://schemas.openxmlformats.org/drawingml/2006/wordprocessingDrawing" xmlns:w10="urn:schemas-microsoft-com:office:word" xmlns:w="http://schemas.openxmlformats.org/wordprocessingml/2006/main" xmlns:w14="http://schemas.microsoft.com/office/word/2010/wordml" xmlns:w15="http://schemas.microsoft.com/office/word/2012/wordml" xmlns:w16cex="http://schemas.microsoft.com/office/word/2018/wordml/cex" xmlns:w16cid="http://schemas.microsoft.com/office/word/2016/wordml/cid" xmlns:w16="http://schemas.microsoft.com/office/word/2018/wordml" xmlns:w16du="http://schemas.microsoft.com/office/word/2023/wordml/word16du" xmlns:w16sdtdh="http://schemas.microsoft.com/office/word/2020/wordml/sdtdatahash" xmlns:w16sdtfl="http://schemas.microsoft.com/office/word/2024/wordml/sdtformatlock" xmlns:w16se="http://schemas.microsoft.com/office/word/2015/wordml/symex" xmlns:wpg="http://schemas.microsoft.com/office/word/2010/wordprocessingGroup" xmlns:wpi="http://schemas.microsoft.com/office/word/2010/wordprocessingInk" xmlns:wne="http://schemas.microsoft.com/office/word/2006/wordml" xmlns:wps="http://schemas.microsoft.com/office/word/2010/wordprocessingShape" mc:Ignorable="w14 w15 w16se w16cid w16 w16cex w16sdtdh w16sdtfl w16du wp14">
+<w:endnotes xmlns:wpc="http://schemas.microsoft.com/office/word/2010/wordprocessingCanvas" xmlns:cx="http://schemas.microsoft.com/office/drawing/2014/chartex" xmlns:cx1="http://schemas.microsoft.com/office/drawing/2015/9/8/chartex" xmlns:cx2="http://schemas.microsoft.com/office/drawing/2015/10/21/chartex" xmlns:cx3="http://schemas.microsoft.com/office/drawing/2016/5/9/chartex" xmlns:cx4="http://schemas.microsoft.com/office/drawing/2016/5/10/chartex" xmlns:cx5="http://schemas.microsoft.com/office/drawing/2016/5/11/chartex" xmlns:cx6="http://schemas.microsoft.com/office/drawing/2016/5/12/chartex" xmlns:cx7="http://schemas.microsoft.com/office/drawing/2016/5/13/chartex" xmlns:cx8="http://schemas.microsoft.com/office/drawing/2016/5/14/chartex" xmlns:mc="http://schemas.openxmlformats.org/markup-compatibility/2006" xmlns:aink="http://schemas.microsoft.com/office/drawing/2016/ink" xmlns:am3d="http://schemas.microsoft.com/office/drawing/2017/model3d" xmlns:o="urn:schemas-microsoft-com:office:office" xmlns:r="http://schemas.openxmlformats.org/officeDocument/2006/relationships" xmlns:m="http://schemas.openxmlformats.org/officeDocument/2006/math" xmlns:v="urn:schemas-microsoft-com:vml" xmlns:wp14="http://schemas.microsoft.com/office/word/2010/wordprocessingDrawing" xmlns:wp="http://schemas.openxmlformats.org/drawingml/2006/wordprocessingDrawing" xmlns:w10="urn:schemas-microsoft-com:office:word" xmlns:w="http://schemas.openxmlformats.org/wordprocessingml/2006/main" xmlns:w14="http://schemas.microsoft.com/office/word/2010/wordml" xmlns:w15="http://schemas.microsoft.com/office/word/2012/wordml" xmlns:w16cex="http://schemas.microsoft.com/office/word/2018/wordml/cex" xmlns:w16cid="http://schemas.microsoft.com/office/word/2016/wordml/cid" xmlns:w16="http://schemas.microsoft.com/office/word/2018/wordml" xmlns:w16sdtdh="http://schemas.microsoft.com/office/word/2020/wordml/sdtdatahash" xmlns:w16se="http://schemas.microsoft.com/office/word/2015/wordml/symex" xmlns:wpg="http://schemas.microsoft.com/office/word/2010/wordprocessingGroup" xmlns:wpi="http://schemas.microsoft.com/office/word/2010/wordprocessingInk" xmlns:wne="http://schemas.microsoft.com/office/word/2006/wordml" xmlns:wps="http://schemas.microsoft.com/office/word/2010/wordprocessingShape" mc:Ignorable="w14 w15 w16se w16cid w16 w16cex w16sdtdh wp14">
   <w:endnote w:type="separator" w:id="-1">
     <w:p>
       <w:r>
@@ -180,7 +209,7 @@
 </file>
 
 <file path=word/footnotes.xml><?xml version="1.0" encoding="utf-8"?>
-<w:footnotes xmlns:wpc="http://schemas.microsoft.com/office/word/2010/wordprocessingCanvas" xmlns:cx="http://schemas.microsoft.com/office/drawing/2014/chartex" xmlns:cx1="http://schemas.microsoft.com/office/drawing/2015/9/8/chartex" xmlns:cx2="http://schemas.microsoft.com/office/drawing/2015/10/21/chartex" xmlns:cx3="http://schemas.microsoft.com/office/drawing/2016/5/9/chartex" xmlns:cx4="http://schemas.microsoft.com/office/drawing/2016/5/10/chartex" xmlns:cx5="http://schemas.microsoft.com/office/drawing/2016/5/11/chartex" xmlns:cx6="http://schemas.microsoft.com/office/drawing/2016/5/12/chartex" xmlns:cx7="http://schemas.microsoft.com/office/drawing/2016/5/13/chartex" xmlns:cx8="http://schemas.microsoft.com/office/drawing/2016/5/14/chartex" xmlns:mc="http://schemas.openxmlformats.org/markup-compatibility/2006" xmlns:aink="http://schemas.microsoft.com/office/drawing/2016/ink" xmlns:am3d="http://schemas.microsoft.com/office/drawing/2017/model3d" xmlns:o="urn:schemas-microsoft-com:office:office" xmlns:oel="http://schemas.microsoft.com/office/2019/extlst" xmlns:r="http://schemas.openxmlformats.org/officeDocument/2006/relationships" xmlns:m="http://schemas.openxmlformats.org/officeDocument/2006/math" xmlns:v="urn:schemas-microsoft-com:vml" xmlns:wp14="http://schemas.microsoft.com/office/word/2010/wordprocessingDrawing" xmlns:wp="http://schemas.openxmlformats.org/drawingml/2006/wordprocessingDrawing" xmlns:w10="urn:schemas-microsoft-com:office:word" xmlns:w="http://schemas.openxmlformats.org/wordprocessingml/2006/main" xmlns:w14="http://schemas.microsoft.com/office/word/2010/wordml" xmlns:w15="http://schemas.microsoft.com/office/word/2012/wordml" xmlns:w16cex="http://schemas.microsoft.com/office/word/2018/wordml/cex" xmlns:w16cid="http://schemas.microsoft.com/office/word/2016/wordml/cid" xmlns:w16="http://schemas.microsoft.com/office/word/2018/wordml" xmlns:w16du="http://schemas.microsoft.com/office/word/2023/wordml/word16du" xmlns:w16sdtdh="http://schemas.microsoft.com/office/word/2020/wordml/sdtdatahash" xmlns:w16sdtfl="http://schemas.microsoft.com/office/word/2024/wordml/sdtformatlock" xmlns:w16se="http://schemas.microsoft.com/office/word/2015/wordml/symex" xmlns:wpg="http://schemas.microsoft.com/office/word/2010/wordprocessingGroup" xmlns:wpi="http://schemas.microsoft.com/office/word/2010/wordprocessingInk" xmlns:wne="http://schemas.microsoft.com/office/word/2006/wordml" xmlns:wps="http://schemas.microsoft.com/office/word/2010/wordprocessingShape" mc:Ignorable="w14 w15 w16se w16cid w16 w16cex w16sdtdh w16sdtfl w16du wp14">
+<w:footnotes xmlns:wpc="http://schemas.microsoft.com/office/word/2010/wordprocessingCanvas" xmlns:cx="http://schemas.microsoft.com/office/drawing/2014/chartex" xmlns:cx1="http://schemas.microsoft.com/office/drawing/2015/9/8/chartex" xmlns:cx2="http://schemas.microsoft.com/office/drawing/2015/10/21/chartex" xmlns:cx3="http://schemas.microsoft.com/office/drawing/2016/5/9/chartex" xmlns:cx4="http://schemas.microsoft.com/office/drawing/2016/5/10/chartex" xmlns:cx5="http://schemas.microsoft.com/office/drawing/2016/5/11/chartex" xmlns:cx6="http://schemas.microsoft.com/office/drawing/2016/5/12/chartex" xmlns:cx7="http://schemas.microsoft.com/office/drawing/2016/5/13/chartex" xmlns:cx8="http://schemas.microsoft.com/office/drawing/2016/5/14/chartex" xmlns:mc="http://schemas.openxmlformats.org/markup-compatibility/2006" xmlns:aink="http://schemas.microsoft.com/office/drawing/2016/ink" xmlns:am3d="http://schemas.microsoft.com/office/drawing/2017/model3d" xmlns:o="urn:schemas-microsoft-com:office:office" xmlns:r="http://schemas.openxmlformats.org/officeDocument/2006/relationships" xmlns:m="http://schemas.openxmlformats.org/officeDocument/2006/math" xmlns:v="urn:schemas-microsoft-com:vml" xmlns:wp14="http://schemas.microsoft.com/office/word/2010/wordprocessingDrawing" xmlns:wp="http://schemas.openxmlformats.org/drawingml/2006/wordprocessingDrawing" xmlns:w10="urn:schemas-microsoft-com:office:word" xmlns:w="http://schemas.openxmlformats.org/wordprocessingml/2006/main" xmlns:w14="http://schemas.microsoft.com/office/word/2010/wordml" xmlns:w15="http://schemas.microsoft.com/office/word/2012/wordml" xmlns:w16cex="http://schemas.microsoft.com/office/word/2018/wordml/cex" xmlns:w16cid="http://schemas.microsoft.com/office/word/2016/wordml/cid" xmlns:w16="http://schemas.microsoft.com/office/word/2018/wordml" xmlns:w16sdtdh="http://schemas.microsoft.com/office/word/2020/wordml/sdtdatahash" xmlns:w16se="http://schemas.microsoft.com/office/word/2015/wordml/symex" xmlns:wpg="http://schemas.microsoft.com/office/word/2010/wordprocessingGroup" xmlns:wpi="http://schemas.microsoft.com/office/word/2010/wordprocessingInk" xmlns:wne="http://schemas.microsoft.com/office/word/2006/wordml" xmlns:wps="http://schemas.microsoft.com/office/word/2010/wordprocessingShape" mc:Ignorable="w14 w15 w16se w16cid w16 w16cex w16sdtdh wp14">
   <w:footnote w:type="separator" w:id="-1">
     <w:p>
       <w:r>
@@ -199,7 +228,7 @@
 </file>
 
 <file path=word/styles.xml><?xml version="1.0" encoding="utf-8"?>
-<w:styles xmlns:mc="http://schemas.openxmlformats.org/markup-compatibility/2006" xmlns:r="http://schemas.openxmlformats.org/officeDocument/2006/relationships" xmlns:w="http://schemas.openxmlformats.org/wordprocessingml/2006/main" xmlns:w14="http://schemas.microsoft.com/office/word/2010/wordml" xmlns:w15="http://schemas.microsoft.com/office/word/2012/wordml" xmlns:w16cex="http://schemas.microsoft.com/office/word/2018/wordml/cex" xmlns:w16cid="http://schemas.microsoft.com/office/word/2016/wordml/cid" xmlns:w16="http://schemas.microsoft.com/office/word/2018/wordml" xmlns:w16du="http://schemas.microsoft.com/office/word/2023/wordml/word16du" xmlns:w16sdtdh="http://schemas.microsoft.com/office/word/2020/wordml/sdtdatahash" xmlns:w16sdtfl="http://schemas.microsoft.com/office/word/2024/wordml/sdtformatlock" xmlns:w16se="http://schemas.microsoft.com/office/word/2015/wordml/symex" mc:Ignorable="w14 w15 w16se w16cid w16 w16cex w16sdtdh w16sdtfl w16du">
+<w:styles xmlns:mc="http://schemas.openxmlformats.org/markup-compatibility/2006" xmlns:r="http://schemas.openxmlformats.org/officeDocument/2006/relationships" xmlns:w="http://schemas.openxmlformats.org/wordprocessingml/2006/main" xmlns:w14="http://schemas.microsoft.com/office/word/2010/wordml" xmlns:w15="http://schemas.microsoft.com/office/word/2012/wordml" xmlns:w16cex="http://schemas.microsoft.com/office/word/2018/wordml/cex" xmlns:w16cid="http://schemas.microsoft.com/office/word/2016/wordml/cid" xmlns:w16="http://schemas.microsoft.com/office/word/2018/wordml" xmlns:w16sdtdh="http://schemas.microsoft.com/office/word/2020/wordml/sdtdatahash" xmlns:w16se="http://schemas.microsoft.com/office/word/2015/wordml/symex" mc:Ignorable="w14 w15 w16se w16cid w16 w16cex w16sdtdh">
   <w:docDefaults>
     <w:rPrDefault>
       <w:rPr>

--- a/系統文件/第3章/3-1.docx
+++ b/系統文件/第3章/3-1.docx
@@ -8,10 +8,26 @@
           <w:noProof/>
         </w:rPr>
         <w:drawing>
-          <wp:inline distT="0" distB="0" distL="0" distR="0" wp14:anchorId="4AAB135B" wp14:editId="0B2838BA">
-            <wp:extent cx="6998693" cy="4534910"/>
+          <wp:anchor distT="0" distB="0" distL="114300" distR="114300" simplePos="0" relativeHeight="251659264" behindDoc="1" locked="0" layoutInCell="1" allowOverlap="1" wp14:anchorId="123FDAC9" wp14:editId="199AED98">
+            <wp:simplePos x="0" y="0"/>
+            <wp:positionH relativeFrom="column">
+              <wp:posOffset>-1143000</wp:posOffset>
+            </wp:positionH>
+            <wp:positionV relativeFrom="paragraph">
+              <wp:posOffset>0</wp:posOffset>
+            </wp:positionV>
+            <wp:extent cx="7625080" cy="5912053"/>
             <wp:effectExtent l="0" t="0" r="0" b="0"/>
-            <wp:docPr id="1" name="圖片 1" descr="一張含有 文字, 螢幕擷取畫面, 圖表, 字型 的圖片&#10;&#10;自動產生的描述"/>
+            <wp:wrapTight wrapText="bothSides">
+              <wp:wrapPolygon edited="0">
+                <wp:start x="0" y="0"/>
+                <wp:lineTo x="0" y="21507"/>
+                <wp:lineTo x="21532" y="21507"/>
+                <wp:lineTo x="21532" y="0"/>
+                <wp:lineTo x="0" y="0"/>
+              </wp:wrapPolygon>
+            </wp:wrapTight>
+            <wp:docPr id="3" name="圖片 3" descr="一張含有 文字, 圖表, 螢幕擷取畫面, 行 的圖片&#10;&#10;自動產生的描述"/>
             <wp:cNvGraphicFramePr>
               <a:graphicFrameLocks xmlns:a="http://schemas.openxmlformats.org/drawingml/2006/main" noChangeAspect="1"/>
             </wp:cNvGraphicFramePr>
@@ -19,7 +35,7 @@
               <a:graphicData uri="http://schemas.openxmlformats.org/drawingml/2006/picture">
                 <pic:pic xmlns:pic="http://schemas.openxmlformats.org/drawingml/2006/picture">
                   <pic:nvPicPr>
-                    <pic:cNvPr id="1" name="圖片 1" descr="一張含有 文字, 螢幕擷取畫面, 圖表, 字型 的圖片&#10;&#10;自動產生的描述"/>
+                    <pic:cNvPr id="3" name="圖片 3" descr="一張含有 文字, 圖表, 螢幕擷取畫面, 行 的圖片&#10;&#10;自動產生的描述"/>
                     <pic:cNvPicPr/>
                   </pic:nvPicPr>
                   <pic:blipFill>
@@ -37,7 +53,7 @@
                   <pic:spPr>
                     <a:xfrm>
                       <a:off x="0" y="0"/>
-                      <a:ext cx="6998693" cy="4534910"/>
+                      <a:ext cx="7628252" cy="5914512"/>
                     </a:xfrm>
                     <a:prstGeom prst="rect">
                       <a:avLst/>
@@ -46,7 +62,13 @@
                 </pic:pic>
               </a:graphicData>
             </a:graphic>
-          </wp:inline>
+            <wp14:sizeRelH relativeFrom="margin">
+              <wp14:pctWidth>0</wp14:pctWidth>
+            </wp14:sizeRelH>
+            <wp14:sizeRelV relativeFrom="margin">
+              <wp14:pctHeight>0</wp14:pctHeight>
+            </wp14:sizeRelV>
+          </wp:anchor>
         </w:drawing>
       </w:r>
     </w:p>
